--- a/文案/第一版/僵尸设定（额外）/僵尸设定，归纳.docx
+++ b/文案/第一版/僵尸设定（额外）/僵尸设定，归纳.docx
@@ -174,6 +174,76 @@
     <w:p>
       <w:pPr>
         <w:rPr>
+          <w:rFonts w:hint="eastAsia"/>
+          <w:lang w:val="en-US" w:eastAsia="zh-CN"/>
+        </w:rPr>
+      </w:pPr>
+      <w:r>
+        <w:rPr>
+          <w:rFonts w:hint="eastAsia"/>
+          <w:lang w:val="en-US" w:eastAsia="zh-CN"/>
+        </w:rPr>
+        <w:t xml:space="preserve">   ⑧毛僵，由黑僵进化而成，是黑僵的进化选项之一，最大的特点就是钢筋铁骨，但是失去了感染的能力，且脑子最不好使，只知道横冲直撞。</w:t>
+      </w:r>
+    </w:p>
+    <w:p>
+      <w:pPr>
+        <w:rPr>
+          <w:rFonts w:hint="eastAsia"/>
+          <w:lang w:val="en-US" w:eastAsia="zh-CN"/>
+        </w:rPr>
+      </w:pPr>
+      <w:r>
+        <w:rPr>
+          <w:rFonts w:hint="eastAsia"/>
+          <w:lang w:val="en-US" w:eastAsia="zh-CN"/>
+        </w:rPr>
+        <w:t xml:space="preserve">   ⑨飞僵，黑僵进化的第二个路线，具备飞行能力，其感染能力变为隔空吸血，以及免疫阳光，身体强度也有大幅度提升，但是没有毛僵强度高。</w:t>
+      </w:r>
+    </w:p>
+    <w:p>
+      <w:pPr>
+        <w:rPr>
+          <w:rFonts w:hint="eastAsia"/>
+          <w:lang w:val="en-US" w:eastAsia="zh-CN"/>
+        </w:rPr>
+      </w:pPr>
+      <w:r>
+        <w:rPr>
+          <w:rFonts w:hint="eastAsia"/>
+          <w:lang w:val="en-US" w:eastAsia="zh-CN"/>
+        </w:rPr>
+        <w:t xml:space="preserve">   ⑩游尸，飞僵的进化，有些没有飞行能力，有些保留，但是都进化出了隔空控制普通人的能力，且身形变得与常人无异，除了在控制人类的时候眼睛会有异象，会变色，常人是看不出来区别的，其实它还是有尸气弥漫四周的。</w:t>
+      </w:r>
+    </w:p>
+    <w:p>
+      <w:pPr>
+        <w:numPr>
+          <w:ilvl w:val="0"/>
+          <w:numId w:val="1"/>
+        </w:numPr>
+        <w:ind w:left="315" w:leftChars="0" w:firstLine="0" w:firstLineChars="0"/>
+        <w:rPr>
+          <w:rFonts w:hint="eastAsia"/>
+          <w:lang w:val="en-US" w:eastAsia="zh-CN"/>
+        </w:rPr>
+      </w:pPr>
+      <w:r>
+        <w:rPr>
+          <w:rFonts w:hint="eastAsia"/>
+          <w:lang w:val="en-US" w:eastAsia="zh-CN"/>
+        </w:rPr>
+        <w:t>魃，毛僵的进化，力大无穷，身上没毛了，但是也能一眼看出来不是人类。</w:t>
+      </w:r>
+    </w:p>
+    <w:p>
+      <w:pPr>
+        <w:numPr>
+          <w:ilvl w:val="0"/>
+          <w:numId w:val="1"/>
+        </w:numPr>
+        <w:ind w:left="315" w:leftChars="0" w:firstLine="0" w:firstLineChars="0"/>
+        <w:rPr>
           <w:rFonts w:hint="default"/>
           <w:lang w:val="en-US" w:eastAsia="zh-CN"/>
         </w:rPr>
@@ -183,7 +253,7 @@
           <w:rFonts w:hint="eastAsia"/>
           <w:lang w:val="en-US" w:eastAsia="zh-CN"/>
         </w:rPr>
-        <w:t xml:space="preserve">   ⑧毛僵，</w:t>
+        <w:t>不化骨，最强僵尸，拥有感染，吸血，飞天，毒性所有特性，且看起来与真人无异，继承制，同一时间内只能有一个不化骨僵尸，死亡以后会留下遗蜕，同时散发信息素，吸引附近所有僵尸前来争夺，且遗蜕无法被摧毁，只能被道教法器奇门收纳。</w:t>
       </w:r>
       <w:bookmarkStart w:id="0" w:name="_GoBack"/>
       <w:bookmarkEnd w:id="0"/>
@@ -196,6 +266,31 @@
     </w:sectPr>
   </w:body>
 </w:document>
+</file>
+
+<file path=word/numbering.xml><?xml version="1.0" encoding="utf-8"?>
+<w:numbering xmlns:wpc="http://schemas.microsoft.com/office/word/2010/wordprocessingCanvas" xmlns:mc="http://schemas.openxmlformats.org/markup-compatibility/2006" xmlns:o="urn:schemas-microsoft-com:office:office" xmlns:r="http://schemas.openxmlformats.org/officeDocument/2006/relationships" xmlns:m="http://schemas.openxmlformats.org/officeDocument/2006/math" xmlns:v="urn:schemas-microsoft-com:vml" xmlns:wp14="http://schemas.microsoft.com/office/word/2010/wordprocessingDrawing" xmlns:wp="http://schemas.openxmlformats.org/drawingml/2006/wordprocessingDrawing" xmlns:w10="urn:schemas-microsoft-com:office:word" xmlns:w="http://schemas.openxmlformats.org/wordprocessingml/2006/main" xmlns:w14="http://schemas.microsoft.com/office/word/2010/wordml" xmlns:wpg="http://schemas.microsoft.com/office/word/2010/wordprocessingGroup" xmlns:wpi="http://schemas.microsoft.com/office/word/2010/wordprocessingInk" xmlns:wne="http://schemas.microsoft.com/office/word/2006/wordml" xmlns:wps="http://schemas.microsoft.com/office/word/2010/wordprocessingShape" xmlns:wpsCustomData="http://www.wps.cn/officeDocument/2013/wpsCustomData" mc:Ignorable="w14 wp14">
+  <w:abstractNum w:abstractNumId="0">
+    <w:nsid w:val="15AD64A0"/>
+    <w:multiLevelType w:val="singleLevel"/>
+    <w:tmpl w:val="15AD64A0"/>
+    <w:lvl w:ilvl="0" w:tentative="0">
+      <w:start w:val="11"/>
+      <w:numFmt w:val="decimal"/>
+      <w:lvlText w:val="%1."/>
+      <w:lvlJc w:val="left"/>
+      <w:pPr>
+        <w:tabs>
+          <w:tab w:val="left" w:pos="312"/>
+        </w:tabs>
+        <w:ind w:left="315" w:leftChars="0" w:firstLine="0" w:firstLineChars="0"/>
+      </w:pPr>
+    </w:lvl>
+  </w:abstractNum>
+  <w:num w:numId="1">
+    <w:abstractNumId w:val="0"/>
+  </w:num>
+</w:numbering>
 </file>
 
 <file path=word/styles.xml><?xml version="1.0" encoding="utf-8"?>
